--- a/src/lib/cv-export/tipp-focus-template.docx
+++ b/src/lib/cv-export/tipp-focus-template.docx
@@ -21,6 +21,27 @@
           <w:szCs w:val="24"/>
         </w:rPr>
         <w:t xml:space="preserve">Candidate Resume</w:t>
+      </w:r>
+    </w:p>
+    <w:p>
+      <w:pPr>
+        <w:spacing w:before="0" w:after="900" w:line="240" w:lineRule="auto"/>
+        <w:jc w:val="center"/>
+        <w:rPr>
+          <w:rFonts w:ascii="Century Gothic" w:hAnsi="Century Gothic" w:cs="Century Gothic"/>
+          <w:b/>
+          <w:sz w:val="22"/>
+          <w:szCs w:val="22"/>
+        </w:rPr>
+      </w:pPr>
+      <w:r>
+        <w:rPr>
+          <w:rFonts w:ascii="Century Gothic" w:hAnsi="Century Gothic" w:cs="Century Gothic"/>
+          <w:b/>
+          <w:sz w:val="22"/>
+          <w:szCs w:val="22"/>
+        </w:rPr>
+        <w:t xml:space="preserve">{#brand_line}{.}{/brand_line}</w:t>
       </w:r>
     </w:p>
     <w:p>
